--- a/papers/p3-singapore/Title_Page.docx
+++ b/papers/p3-singapore/Title_Page.docx
@@ -11,7 +11,7 @@
           <w:b/>
           <w:sz w:val="28"/>
         </w:rPr>
-        <w:t>Technological Capability, Digital Adoption, and the Internationalization–Performance Relationship in a Digital-Frontier Economy: Evidence From Singapore</w:t>
+        <w:t>Technological Capability, Digital Adoption, and the Internationalization–Performance Relationship: A Firm-Level Study of Singapore</w:t>
       </w:r>
     </w:p>
     <w:p>

--- a/papers/p3-singapore/Title_Page.docx
+++ b/papers/p3-singapore/Title_Page.docx
@@ -31,32 +31,24 @@
         <w:spacing w:after="160"/>
       </w:pPr>
       <w:r>
-        <w:t>[Full Name of Author 1]ᵃ</w:t>
+        <w:t>Do Thuy Huongᵃ</w:t>
+        <w:br/>
+        <w:t>Phan Anh Tuᵇ</w:t>
       </w:r>
-      <w:r>
-        <w:br/>
-        <w:t>[Full Name of Author 2]ᵇ</w:t>
-      </w:r>
-      <w:r>
-        <w:br/>
-        <w:t>[Full Name of Author 3]ᶜ</w:t>
-      </w:r>
+      <w:r/>
+      <w:r/>
     </w:p>
     <w:p>
       <w:pPr>
         <w:spacing w:after="160"/>
       </w:pPr>
       <w:r>
-        <w:t>ᵃ [Department, University/Institution, City, Country]</w:t>
+        <w:t>ᵃ College of Economics, Can Tho University, Can Tho, Vietnam</w:t>
+        <w:br/>
+        <w:t>ᵇ School of Economics, Can Tho University, Can Tho, Vietnam</w:t>
       </w:r>
-      <w:r>
-        <w:br/>
-        <w:t>ᵇ [Department, University/Institution, City, Country]</w:t>
-      </w:r>
-      <w:r>
-        <w:br/>
-        <w:t>ᶜ [Department, University/Institution, City, Country]</w:t>
-      </w:r>
+      <w:r/>
+      <w:r/>
     </w:p>
     <w:p>
       <w:pPr>
@@ -75,20 +67,17 @@
         <w:spacing w:after="160"/>
       </w:pPr>
       <w:r>
-        <w:t>[Name of Corresponding Author]</w:t>
+        <w:t>Phan Anh Tu</w:t>
+        <w:br/>
+        <w:t>Email: patu@ctu.edu.vn</w:t>
+        <w:br/>
+        <w:t>ORCID iD: https://orcid.org/0000-0003-0667-3137</w:t>
+        <w:br/>
+        <w:t>School of Economics, Can Tho University, Campus II, 3/2 Street, Ninh Kieu District, Can Tho City 900000, Vietnam</w:t>
       </w:r>
-      <w:r>
-        <w:br/>
-        <w:t>[Email address]</w:t>
-      </w:r>
-      <w:r>
-        <w:br/>
-        <w:t>[ORCID iD: 0000-0000-0000-0000]</w:t>
-      </w:r>
-      <w:r>
-        <w:br/>
-        <w:t>[Postal address]</w:t>
-      </w:r>
+      <w:r/>
+      <w:r/>
+      <w:r/>
     </w:p>
     <w:p>
       <w:pPr>
@@ -107,7 +96,7 @@
         <w:spacing w:after="160"/>
       </w:pPr>
       <w:r>
-        <w:t>[Optional: acknowledgments to colleagues, reviewers, or institutions that contributed without meeting authorship criteria.]</w:t>
+        <w:t>The authors thank seminar participants and colleagues at Can Tho University for helpful feedback on earlier drafts. All remaining errors are our own.</w:t>
       </w:r>
     </w:p>
     <w:p>
@@ -140,7 +129,7 @@
         <w:spacing w:after="160"/>
       </w:pPr>
       <w:r>
-        <w:t>[Specify funding source(s) with grant number, OR state: “The authors did not receive support from any organization for the submitted work.”]</w:t>
+        <w:t>The authors did not receive support from any organization for the submitted work.</w:t>
       </w:r>
     </w:p>
     <w:p>
@@ -245,7 +234,7 @@
         <w:spacing w:after="160"/>
       </w:pPr>
       <w:r>
-        <w:t>[Author 1]: Conceptualization, Methodology, Data curation, Formal analysis, Writing — original draft. [Author 2]: Methodology, Validation, Writing — review &amp; editing. [Author 3]: Supervision, Writing — review &amp; editing. All authors read and approved the final manuscript.</w:t>
+        <w:t>Do Thuy Huong: Conceptualization, Methodology, Data curation, Formal analysis, Visualization, Writing — original draft. Phan Anh Tu: Conceptualization, Methodology, Supervision, Validation, Writing — review &amp; editing. Both authors read and approved the final manuscript.</w:t>
       </w:r>
     </w:p>
     <w:sectPr>

--- a/papers/p3-singapore/Title_Page.docx
+++ b/papers/p3-singapore/Title_Page.docx
@@ -96,7 +96,7 @@
         <w:spacing w:after="160"/>
       </w:pPr>
       <w:r>
-        <w:t>The authors thank seminar participants and colleagues at Can Tho University for helpful feedback on earlier drafts. All remaining errors are our own.</w:t>
+        <w:t>The authors gratefully acknowledge the World Bank for making the Enterprise Survey (WBES) Singapore 2023 microdata publicly available, and thank seminar participants and colleagues for helpful feedback on earlier drafts. All remaining errors are our own.</w:t>
       </w:r>
     </w:p>
     <w:p>
